--- a/Mapped Curriculum Lesson - Supplemental Material/Grade 7/Lesson 22 - List Positions and Updates/List Positions and Updates - Worksheet.docx
+++ b/Mapped Curriculum Lesson - Supplemental Material/Grade 7/Lesson 22 - List Positions and Updates/List Positions and Updates - Worksheet.docx
@@ -1076,20 +1076,7 @@
         <w:rPr>
           <w:color w:val="080808"/>
         </w:rPr>
-        <w:t xml:space="preserve">Replace the item at position 2 with </w:t>
-      </w:r>
-      <w:r>
-        <w:rPr>
-          <w:color w:val="067D17"/>
-          <w:rFonts w:ascii="Consolas" w:hAnsi="Consolas"/>
-        </w:rPr>
-        <w:t>"scissors"</w:t>
-      </w:r>
-      <w:r>
-        <w:rPr>
-          <w:color w:val="080808"/>
-        </w:rPr>
-        <w:t xml:space="preserve">. The final </w:t>
+        <w:t xml:space="preserve">Replace the item at position 2 with scissors. The final </w:t>
       </w:r>
       <w:r>
         <w:rPr>
@@ -1102,46 +1089,7 @@
         <w:rPr>
           <w:color w:val="080808"/>
         </w:rPr>
-        <w:t xml:space="preserve"> must display </w:t>
-      </w:r>
-      <w:r>
-        <w:rPr>
-          <w:color w:val="067D17"/>
-          <w:rFonts w:ascii="Consolas" w:hAnsi="Consolas"/>
-        </w:rPr>
-        <w:t>"pencil"</w:t>
-      </w:r>
-      <w:r>
-        <w:rPr>
-          <w:color w:val="080808"/>
-        </w:rPr>
-        <w:t xml:space="preserve">, </w:t>
-      </w:r>
-      <w:r>
-        <w:rPr>
-          <w:color w:val="067D17"/>
-          <w:rFonts w:ascii="Consolas" w:hAnsi="Consolas"/>
-        </w:rPr>
-        <w:t>"book"</w:t>
-      </w:r>
-      <w:r>
-        <w:rPr>
-          <w:color w:val="080808"/>
-        </w:rPr>
-        <w:t xml:space="preserve"> and </w:t>
-      </w:r>
-      <w:r>
-        <w:rPr>
-          <w:color w:val="067D17"/>
-          <w:rFonts w:ascii="Consolas" w:hAnsi="Consolas"/>
-        </w:rPr>
-        <w:t>"scissors"</w:t>
-      </w:r>
-      <w:r>
-        <w:rPr>
-          <w:color w:val="080808"/>
-        </w:rPr>
-        <w:t xml:space="preserve"> in that order.</w:t>
+        <w:t xml:space="preserve"> must display pencil, book and scissors in that order.</w:t>
       </w:r>
     </w:p>
     <w:p w14:noSpellErr="1">
@@ -1231,33 +1179,7 @@
         <w:rPr>
           <w:color w:val="080808"/>
         </w:rPr>
-        <w:t>After the replacement, ask for a second valid position and display the item currently stored there. For 1/</w:t>
-      </w:r>
-      <w:r>
-        <w:rPr>
-          <w:color w:val="067D17"/>
-          <w:rFonts w:ascii="Consolas" w:hAnsi="Consolas"/>
-        </w:rPr>
-        <w:t>"folder"</w:t>
-      </w:r>
-      <w:r>
-        <w:rPr>
-          <w:color w:val="080808"/>
-        </w:rPr>
-        <w:t xml:space="preserve"> then 1, the selected item must be </w:t>
-      </w:r>
-      <w:r>
-        <w:rPr>
-          <w:color w:val="067D17"/>
-          <w:rFonts w:ascii="Consolas" w:hAnsi="Consolas"/>
-        </w:rPr>
-        <w:t>"folder"</w:t>
-      </w:r>
-      <w:r>
-        <w:rPr>
-          <w:color w:val="080808"/>
-        </w:rPr>
-        <w:t>.</w:t>
+        <w:t>After the replacement, ask for a second valid position and display the item currently stored there. For 1/folder then 1, the selected item must be folder.</w:t>
       </w:r>
     </w:p>
     <w:p>

--- a/Mapped Curriculum Lesson - Supplemental Material/Grade 7/Lesson 22 - List Positions and Updates/List Positions and Updates - Worksheet.docx
+++ b/Mapped Curriculum Lesson - Supplemental Material/Grade 7/Lesson 22 - List Positions and Updates/List Positions and Updates - Worksheet.docx
@@ -1076,20 +1076,59 @@
         <w:rPr>
           <w:color w:val="080808"/>
         </w:rPr>
-        <w:t xml:space="preserve">Replace the item at position 2 with scissors. The final </w:t>
-      </w:r>
-      <w:r>
-        <w:rPr>
-          <w:color w:val="1750EB"/>
+        <w:t xml:space="preserve">Keep the starter's first position and replacement inputs. After the first update, display </w:t>
+      </w:r>
+      <w:r>
+        <w:rPr>
+          <w:color w:val="067D17"/>
           <w:rFonts w:ascii="Consolas" w:hAnsi="Consolas"/>
         </w:rPr>
-        <w:t>list</w:t>
-      </w:r>
-      <w:r>
-        <w:rPr>
-          <w:color w:val="080808"/>
-        </w:rPr>
-        <w:t xml:space="preserve"> must display pencil, book and scissors in that order.</w:t>
+        <w:t>"New item:"</w:t>
+      </w:r>
+      <w:r>
+        <w:rPr>
+          <w:color w:val="080808"/>
+        </w:rPr>
+        <w:t xml:space="preserve"> followed by the item at [position]. Ask for another position from 0 to 2 and store it in [second_position]. Ask for another replacement and store it in [second_replacement], then update that item. Test position 2 with </w:t>
+      </w:r>
+      <w:r>
+        <w:rPr>
+          <w:color w:val="067D17"/>
+          <w:rFonts w:ascii="Consolas" w:hAnsi="Consolas"/>
+        </w:rPr>
+        <w:t>"scissors"</w:t>
+      </w:r>
+      <w:r>
+        <w:rPr>
+          <w:color w:val="080808"/>
+        </w:rPr>
+        <w:t xml:space="preserve">, followed by position 0 with </w:t>
+      </w:r>
+      <w:r>
+        <w:rPr>
+          <w:color w:val="067D17"/>
+          <w:rFonts w:ascii="Consolas" w:hAnsi="Consolas"/>
+        </w:rPr>
+        <w:t>"pen"</w:t>
+      </w:r>
+      <w:r>
+        <w:rPr>
+          <w:color w:val="080808"/>
+        </w:rPr>
+        <w:t xml:space="preserve">; display </w:t>
+      </w:r>
+      <w:r>
+        <w:rPr>
+          <w:color w:val="067D17"/>
+          <w:rFonts w:ascii="Consolas" w:hAnsi="Consolas"/>
+        </w:rPr>
+        <w:t>"Updated list: ['pen', 'book', 'scissors']"</w:t>
+      </w:r>
+      <w:r>
+        <w:rPr>
+          <w:color w:val="080808"/>
+        </w:rPr>
+        <w:t>.</w:t>
       </w:r>
     </w:p>
     <w:p w14:noSpellErr="1">
@@ -1179,7 +1218,46 @@
         <w:rPr>
           <w:color w:val="080808"/>
         </w:rPr>
-        <w:t>After the replacement, ask for a second valid position and display the item currently stored there. For 1/folder then 1, the selected item must be folder.</w:t>
+        <w:t xml:space="preserve">After completing one replacement, ask for another position from 0 to 2 and store it in [check_position]. Display </w:t>
+      </w:r>
+      <w:r>
+        <w:rPr>
+          <w:color w:val="067D17"/>
+          <w:rFonts w:ascii="Consolas" w:hAnsi="Consolas"/>
+        </w:rPr>
+        <w:t>"Selected item:"</w:t>
+      </w:r>
+      <w:r>
+        <w:rPr>
+          <w:color w:val="080808"/>
+        </w:rPr>
+        <w:t xml:space="preserve"> followed by the item at [check_position]. Test replacement position 1, replacement </w:t>
+      </w:r>
+      <w:r>
+        <w:rPr>
+          <w:color w:val="067D17"/>
+          <w:rFonts w:ascii="Consolas" w:hAnsi="Consolas"/>
+        </w:rPr>
+        <w:t>"folder"</w:t>
+      </w:r>
+      <w:r>
+        <w:rPr>
+          <w:color w:val="080808"/>
+        </w:rPr>
+        <w:t xml:space="preserve"> and check position 1; display </w:t>
+      </w:r>
+      <w:r>
+        <w:rPr>
+          <w:color w:val="067D17"/>
+          <w:rFonts w:ascii="Consolas" w:hAnsi="Consolas"/>
+        </w:rPr>
+        <w:t>"Selected item: folder"</w:t>
+      </w:r>
+      <w:r>
+        <w:rPr>
+          <w:color w:val="080808"/>
+        </w:rPr>
+        <w:t>.</w:t>
       </w:r>
     </w:p>
     <w:p>
@@ -1206,7 +1284,98 @@
         <w:rPr>
           <w:color w:val="080808"/>
         </w:rPr>
-        <w:t>Build a three-stop route editor. Start with three place names, ask which valid position to change and the new place, then display the first stop and the complete updated route.</w:t>
+        <w:t xml:space="preserve">Store </w:t>
+      </w:r>
+      <w:r>
+        <w:rPr>
+          <w:color w:val="067D17"/>
+          <w:rFonts w:ascii="Consolas" w:hAnsi="Consolas"/>
+        </w:rPr>
+        <w:t>"Park"</w:t>
+      </w:r>
+      <w:r>
+        <w:rPr>
+          <w:color w:val="080808"/>
+        </w:rPr>
+        <w:t xml:space="preserve">, </w:t>
+      </w:r>
+      <w:r>
+        <w:rPr>
+          <w:color w:val="067D17"/>
+          <w:rFonts w:ascii="Consolas" w:hAnsi="Consolas"/>
+        </w:rPr>
+        <w:t>"Museum"</w:t>
+      </w:r>
+      <w:r>
+        <w:rPr>
+          <w:color w:val="080808"/>
+        </w:rPr>
+        <w:t xml:space="preserve"> and </w:t>
+      </w:r>
+      <w:r>
+        <w:rPr>
+          <w:color w:val="067D17"/>
+          <w:rFonts w:ascii="Consolas" w:hAnsi="Consolas"/>
+        </w:rPr>
+        <w:t>"Station"</w:t>
+      </w:r>
+      <w:r>
+        <w:rPr>
+          <w:color w:val="080808"/>
+        </w:rPr>
+        <w:t xml:space="preserve"> in a </w:t>
+      </w:r>
+      <w:r>
+        <w:rPr>
+          <w:color w:val="1750EB"/>
+          <w:rFonts w:ascii="Consolas" w:hAnsi="Consolas"/>
+        </w:rPr>
+        <w:t>list</w:t>
+      </w:r>
+      <w:r>
+        <w:rPr>
+          <w:color w:val="080808"/>
+        </w:rPr>
+        <w:t xml:space="preserve"> called [places]. Ask for a position from 0 to 2 and store it in [position]. Ask for a new place and store it in [new_place], then replace the item at [position]. Test position 1 and </w:t>
+      </w:r>
+      <w:r>
+        <w:rPr>
+          <w:color w:val="067D17"/>
+          <w:rFonts w:ascii="Consolas" w:hAnsi="Consolas"/>
+        </w:rPr>
+        <w:t>"Library"</w:t>
+      </w:r>
+      <w:r>
+        <w:rPr>
+          <w:color w:val="080808"/>
+        </w:rPr>
+        <w:t xml:space="preserve">; display </w:t>
+      </w:r>
+      <w:r>
+        <w:rPr>
+          <w:color w:val="067D17"/>
+          <w:rFonts w:ascii="Consolas" w:hAnsi="Consolas"/>
+        </w:rPr>
+        <w:t>"First stop: Park"</w:t>
+      </w:r>
+      <w:r>
+        <w:rPr>
+          <w:color w:val="080808"/>
+        </w:rPr>
+        <w:t xml:space="preserve"> and </w:t>
+      </w:r>
+      <w:r>
+        <w:rPr>
+          <w:color w:val="067D17"/>
+          <w:rFonts w:ascii="Consolas" w:hAnsi="Consolas"/>
+        </w:rPr>
+        <w:t>"Updated places: ['Park', 'Library', 'Station']"</w:t>
+      </w:r>
+      <w:r>
+        <w:rPr>
+          <w:color w:val="080808"/>
+        </w:rPr>
+        <w:t>.</w:t>
       </w:r>
     </w:p>
     <w:p>

--- a/Mapped Curriculum Lesson - Supplemental Material/Grade 7/Lesson 22 - List Positions and Updates/List Positions and Updates - Worksheet.docx
+++ b/Mapped Curriculum Lesson - Supplemental Material/Grade 7/Lesson 22 - List Positions and Updates/List Positions and Updates - Worksheet.docx
@@ -1076,53 +1076,62 @@
         <w:rPr>
           <w:color w:val="080808"/>
         </w:rPr>
-        <w:t xml:space="preserve">Keep the starter's first position and replacement inputs. After the first update, display </w:t>
+        <w:t xml:space="preserve">Change the example so it swaps two items instead of replacing one. Ask for two positions from 0 to 2, store the first item in </w:t>
+      </w:r>
+      <w:r>
+        <w:rPr>
+          <w:color w:val="6A1B9A"/>
+          <w:rFonts w:ascii="JetBrains Mono" w:hAnsi="JetBrains Mono"/>
+          <w:sz w:val="20"/>
+          <w:szCs w:val="20"/>
+          <w:shd w:val="clear" w:color="auto" w:fill="ECEAF4"/>
+        </w:rPr>
+        <w:t> temp </w:t>
+      </w:r>
+      <w:r>
+        <w:rPr>
+          <w:color w:val="080808"/>
+        </w:rPr>
+        <w:t xml:space="preserve">, and use it to swap the items. Display the </w:t>
+      </w:r>
+      <w:r>
+        <w:rPr>
+          <w:color w:val="1750EB"/>
+          <w:rFonts w:ascii="JetBrains Mono" w:hAnsi="JetBrains Mono"/>
+          <w:sz w:val="20"/>
+          <w:szCs w:val="20"/>
+        </w:rPr>
+        <w:t>list</w:t>
+      </w:r>
+      <w:r>
+        <w:rPr>
+          <w:color w:val="080808"/>
+        </w:rPr>
+        <w:t xml:space="preserve"> after </w:t>
       </w:r>
       <w:r>
         <w:rPr>
           <w:color w:val="067D17"/>
-          <w:rFonts w:ascii="Consolas" w:hAnsi="Consolas"/>
-        </w:rPr>
-        <w:t>"New item:"</w:t>
-      </w:r>
-      <w:r>
-        <w:rPr>
-          <w:color w:val="080808"/>
-        </w:rPr>
-        <w:t xml:space="preserve"> followed by the item at [position]. Ask for another position from 0 to 2 and store it in [second_position]. Ask for another replacement and store it in [second_replacement], then update that item. Test position 2 with </w:t>
+          <w:rFonts w:ascii="JetBrains Mono" w:hAnsi="JetBrains Mono"/>
+          <w:sz w:val="20"/>
+          <w:szCs w:val="20"/>
+        </w:rPr>
+        <w:t>"Updated list:"</w:t>
+      </w:r>
+      <w:r>
+        <w:rPr>
+          <w:color w:val="080808"/>
+        </w:rPr>
+        <w:t xml:space="preserve">. For example, 0 and 2 display </w:t>
       </w:r>
       <w:r>
         <w:rPr>
           <w:color w:val="067D17"/>
-          <w:rFonts w:ascii="Consolas" w:hAnsi="Consolas"/>
-        </w:rPr>
-        <w:t>"scissors"</w:t>
-      </w:r>
-      <w:r>
-        <w:rPr>
-          <w:color w:val="080808"/>
-        </w:rPr>
-        <w:t xml:space="preserve">, followed by position 0 with </w:t>
-      </w:r>
-      <w:r>
-        <w:rPr>
-          <w:color w:val="067D17"/>
-          <w:rFonts w:ascii="Consolas" w:hAnsi="Consolas"/>
-        </w:rPr>
-        <w:t>"pen"</w:t>
-      </w:r>
-      <w:r>
-        <w:rPr>
-          <w:color w:val="080808"/>
-        </w:rPr>
-        <w:t xml:space="preserve">; display </w:t>
-      </w:r>
-      <w:r>
-        <w:rPr>
-          <w:color w:val="067D17"/>
-          <w:rFonts w:ascii="Consolas" w:hAnsi="Consolas"/>
-        </w:rPr>
-        <w:t>"Updated list: ['pen', 'book', 'scissors']"</w:t>
+          <w:rFonts w:ascii="JetBrains Mono" w:hAnsi="JetBrains Mono"/>
+          <w:sz w:val="20"/>
+          <w:szCs w:val="20"/>
+        </w:rPr>
+        <w:t>"Updated list: ['tape', 'book', 'pencil']"</w:t>
       </w:r>
       <w:r>
         <w:rPr>
@@ -1218,12 +1227,30 @@
         <w:rPr>
           <w:color w:val="080808"/>
         </w:rPr>
-        <w:t xml:space="preserve">After completing one replacement, ask for another position from 0 to 2 and store it in [check_position]. Display </w:t>
+        <w:t xml:space="preserve">Extend the example so that, after the replacement, it asks for another position in </w:t>
+      </w:r>
+      <w:r>
+        <w:rPr>
+          <w:color w:val="6A1B9A"/>
+          <w:rFonts w:ascii="JetBrains Mono" w:hAnsi="JetBrains Mono"/>
+          <w:sz w:val="20"/>
+          <w:szCs w:val="20"/>
+          <w:shd w:val="clear" w:color="auto" w:fill="ECEAF4"/>
+        </w:rPr>
+        <w:t> check_position </w:t>
+      </w:r>
+      <w:r>
+        <w:rPr>
+          <w:color w:val="080808"/>
+        </w:rPr>
+        <w:t xml:space="preserve">. Display the item there after </w:t>
       </w:r>
       <w:r>
         <w:rPr>
           <w:color w:val="067D17"/>
-          <w:rFonts w:ascii="Consolas" w:hAnsi="Consolas"/>
+          <w:rFonts w:ascii="JetBrains Mono" w:hAnsi="JetBrains Mono"/>
+          <w:sz w:val="20"/>
+          <w:szCs w:val="20"/>
         </w:rPr>
         <w:t>"Selected item:"</w:t>
       </w:r>
@@ -1231,12 +1258,29 @@
         <w:rPr>
           <w:color w:val="080808"/>
         </w:rPr>
-        <w:t xml:space="preserve"> followed by the item at [check_position]. Test replacement position 1, replacement </w:t>
+        <w:t xml:space="preserve">, then the updated </w:t>
+      </w:r>
+      <w:r>
+        <w:rPr>
+          <w:color w:val="1750EB"/>
+          <w:rFonts w:ascii="JetBrains Mono" w:hAnsi="JetBrains Mono"/>
+          <w:sz w:val="20"/>
+          <w:szCs w:val="20"/>
+        </w:rPr>
+        <w:t>list</w:t>
+      </w:r>
+      <w:r>
+        <w:rPr>
+          <w:color w:val="080808"/>
+        </w:rPr>
+        <w:t xml:space="preserve">. For example, 1, </w:t>
       </w:r>
       <w:r>
         <w:rPr>
           <w:color w:val="067D17"/>
-          <w:rFonts w:ascii="Consolas" w:hAnsi="Consolas"/>
+          <w:rFonts w:ascii="JetBrains Mono" w:hAnsi="JetBrains Mono"/>
+          <w:sz w:val="20"/>
+          <w:szCs w:val="20"/>
         </w:rPr>
         <w:t>"folder"</w:t>
       </w:r>
@@ -1244,12 +1288,14 @@
         <w:rPr>
           <w:color w:val="080808"/>
         </w:rPr>
-        <w:t xml:space="preserve"> and check position 1; display </w:t>
+        <w:t xml:space="preserve"> and 1 display </w:t>
       </w:r>
       <w:r>
         <w:rPr>
           <w:color w:val="067D17"/>
-          <w:rFonts w:ascii="Consolas" w:hAnsi="Consolas"/>
+          <w:rFonts w:ascii="JetBrains Mono" w:hAnsi="JetBrains Mono"/>
+          <w:sz w:val="20"/>
+          <w:szCs w:val="20"/>
         </w:rPr>
         <w:t>"Selected item: folder"</w:t>
       </w:r>
@@ -1284,92 +1330,77 @@
         <w:rPr>
           <w:color w:val="080808"/>
         </w:rPr>
-        <w:t xml:space="preserve">Store </w:t>
+        <w:t xml:space="preserve">Create a scoreboard </w:t>
+      </w:r>
+      <w:r>
+        <w:rPr>
+          <w:color w:val="1750EB"/>
+          <w:rFonts w:ascii="JetBrains Mono" w:hAnsi="JetBrains Mono"/>
+          <w:sz w:val="20"/>
+          <w:szCs w:val="20"/>
+        </w:rPr>
+        <w:t>list</w:t>
+      </w:r>
+      <w:r>
+        <w:rPr>
+          <w:color w:val="080808"/>
+        </w:rPr>
+        <w:t xml:space="preserve"> called </w:t>
+      </w:r>
+      <w:r>
+        <w:rPr>
+          <w:color w:val="6A1B9A"/>
+          <w:rFonts w:ascii="JetBrains Mono" w:hAnsi="JetBrains Mono"/>
+          <w:sz w:val="20"/>
+          <w:szCs w:val="20"/>
+          <w:shd w:val="clear" w:color="auto" w:fill="ECEAF4"/>
+        </w:rPr>
+        <w:t> scores </w:t>
+      </w:r>
+      <w:r>
+        <w:rPr>
+          <w:color w:val="080808"/>
+        </w:rPr>
+        <w:t xml:space="preserve"> holding 0, 0 and 0 for three teams. Twice, ask which team scored (0 to 2) and how many points, then add the points to that team's score. Display the </w:t>
+      </w:r>
+      <w:r>
+        <w:rPr>
+          <w:color w:val="1750EB"/>
+          <w:rFonts w:ascii="JetBrains Mono" w:hAnsi="JetBrains Mono"/>
+          <w:sz w:val="20"/>
+          <w:szCs w:val="20"/>
+        </w:rPr>
+        <w:t>list</w:t>
+      </w:r>
+      <w:r>
+        <w:rPr>
+          <w:color w:val="080808"/>
+        </w:rPr>
+        <w:t xml:space="preserve"> after </w:t>
       </w:r>
       <w:r>
         <w:rPr>
           <w:color w:val="067D17"/>
-          <w:rFonts w:ascii="Consolas" w:hAnsi="Consolas"/>
-        </w:rPr>
-        <w:t>"Park"</w:t>
-      </w:r>
-      <w:r>
-        <w:rPr>
-          <w:color w:val="080808"/>
-        </w:rPr>
-        <w:t xml:space="preserve">, </w:t>
+          <w:rFonts w:ascii="JetBrains Mono" w:hAnsi="JetBrains Mono"/>
+          <w:sz w:val="20"/>
+          <w:szCs w:val="20"/>
+        </w:rPr>
+        <w:t>"Scores:"</w:t>
+      </w:r>
+      <w:r>
+        <w:rPr>
+          <w:color w:val="080808"/>
+        </w:rPr>
+        <w:t xml:space="preserve">. For example, 1 and 3, then 1 and 2, display </w:t>
       </w:r>
       <w:r>
         <w:rPr>
           <w:color w:val="067D17"/>
-          <w:rFonts w:ascii="Consolas" w:hAnsi="Consolas"/>
-        </w:rPr>
-        <w:t>"Museum"</w:t>
-      </w:r>
-      <w:r>
-        <w:rPr>
-          <w:color w:val="080808"/>
-        </w:rPr>
-        <w:t xml:space="preserve"> and </w:t>
-      </w:r>
-      <w:r>
-        <w:rPr>
-          <w:color w:val="067D17"/>
-          <w:rFonts w:ascii="Consolas" w:hAnsi="Consolas"/>
-        </w:rPr>
-        <w:t>"Station"</w:t>
-      </w:r>
-      <w:r>
-        <w:rPr>
-          <w:color w:val="080808"/>
-        </w:rPr>
-        <w:t xml:space="preserve"> in a </w:t>
-      </w:r>
-      <w:r>
-        <w:rPr>
-          <w:color w:val="1750EB"/>
-          <w:rFonts w:ascii="Consolas" w:hAnsi="Consolas"/>
-        </w:rPr>
-        <w:t>list</w:t>
-      </w:r>
-      <w:r>
-        <w:rPr>
-          <w:color w:val="080808"/>
-        </w:rPr>
-        <w:t xml:space="preserve"> called [places]. Ask for a position from 0 to 2 and store it in [position]. Ask for a new place and store it in [new_place], then replace the item at [position]. Test position 1 and </w:t>
-      </w:r>
-      <w:r>
-        <w:rPr>
-          <w:color w:val="067D17"/>
-          <w:rFonts w:ascii="Consolas" w:hAnsi="Consolas"/>
-        </w:rPr>
-        <w:t>"Library"</w:t>
-      </w:r>
-      <w:r>
-        <w:rPr>
-          <w:color w:val="080808"/>
-        </w:rPr>
-        <w:t xml:space="preserve">; display </w:t>
-      </w:r>
-      <w:r>
-        <w:rPr>
-          <w:color w:val="067D17"/>
-          <w:rFonts w:ascii="Consolas" w:hAnsi="Consolas"/>
-        </w:rPr>
-        <w:t>"First stop: Park"</w:t>
-      </w:r>
-      <w:r>
-        <w:rPr>
-          <w:color w:val="080808"/>
-        </w:rPr>
-        <w:t xml:space="preserve"> and </w:t>
-      </w:r>
-      <w:r>
-        <w:rPr>
-          <w:color w:val="067D17"/>
-          <w:rFonts w:ascii="Consolas" w:hAnsi="Consolas"/>
-        </w:rPr>
-        <w:t>"Updated places: ['Park', 'Library', 'Station']"</w:t>
+          <w:rFonts w:ascii="JetBrains Mono" w:hAnsi="JetBrains Mono"/>
+          <w:sz w:val="20"/>
+          <w:szCs w:val="20"/>
+        </w:rPr>
+        <w:t>"Scores: [0, 5, 0]"</w:t>
       </w:r>
       <w:r>
         <w:rPr>
